--- a/docs/PRD-Yemen-v4.1-Yemen-Specifics-REVISED.docx
+++ b/docs/PRD-Yemen-v4.1-Yemen-Specifics-REVISED.docx
@@ -4343,6 +4343,1451 @@
           <w:sz w:val="24"/>
         </w:rPr>
         <w:t xml:space="preserve"> ترخيص البنك المركزي اليمني، امتثال منفصل لمناطق الشمال/الجنوب، والاحتفاظ بأرصدة التجار (الرصيد المسبق) قد يستلزم اعتبارات نقود إلكترونية/PSP.</w:t>
+      </w:r>
+    </w:p>
+    <w:p>
+      <w:pPr>
+        <w:bidi/>
+        <w:jc w:val="right"/>
+      </w:pPr>
+      <w:r>
+        <w:rPr>
+          <w:rFonts w:ascii="Arial" w:hAnsi="Arial" w:cs="Arial"/>
+          <w:b/>
+          <w:color w:val="2E4D6E"/>
+          <w:sz w:val="26"/>
+        </w:rPr>
+        <w:t>24.8 محفظة التاجر والتسوية المالية (دفتر أستاذ واحد، رصيدان)</w:t>
+      </w:r>
+    </w:p>
+    <w:p>
+      <w:pPr>
+        <w:bidi/>
+        <w:jc w:val="right"/>
+      </w:pPr>
+      <w:r>
+        <w:rPr>
+          <w:rFonts w:ascii="Arial" w:hAnsi="Arial" w:cs="Arial"/>
+          <w:b w:val="0"/>
+          <w:sz w:val="24"/>
+        </w:rPr>
+        <w:t xml:space="preserve">كل حركة مالية للتاجر تُقيَّد في </w:t>
+      </w:r>
+      <w:r>
+        <w:rPr>
+          <w:rFonts w:ascii="Arial" w:hAnsi="Arial" w:cs="Arial"/>
+          <w:b/>
+          <w:sz w:val="24"/>
+        </w:rPr>
+        <w:t>دفتر أستاذ موحّد (ledger)</w:t>
+      </w:r>
+      <w:r>
+        <w:rPr>
+          <w:rFonts w:ascii="Arial" w:hAnsi="Arial" w:cs="Arial"/>
+          <w:b w:val="0"/>
+          <w:sz w:val="24"/>
+        </w:rPr>
+        <w:t xml:space="preserve">، لكن منطقياً عندنا </w:t>
+      </w:r>
+      <w:r>
+        <w:rPr>
+          <w:rFonts w:ascii="Arial" w:hAnsi="Arial" w:cs="Arial"/>
+          <w:b/>
+          <w:sz w:val="24"/>
+        </w:rPr>
+        <w:t>رصيدان منفصلان</w:t>
+      </w:r>
+      <w:r>
+        <w:rPr>
+          <w:rFonts w:ascii="Arial" w:hAnsi="Arial" w:cs="Arial"/>
+          <w:b w:val="0"/>
+          <w:sz w:val="24"/>
+        </w:rPr>
+        <w:t xml:space="preserve"> لا يجوز خلطهما:</w:t>
+      </w:r>
+    </w:p>
+    <w:tbl>
+      <w:tblPr>
+        <w:tblStyle w:val="LightGrid-Accent1"/>
+        <w:tblW w:type="auto" w:w="0"/>
+        <w:jc w:val="right"/>
+        <w:tblLook w:firstColumn="1" w:firstRow="1" w:lastColumn="0" w:lastRow="0" w:noHBand="0" w:noVBand="1" w:val="04A0"/>
+        <w:bidiVisual/>
+      </w:tblPr>
+      <w:tblGrid>
+        <w:gridCol w:w="2160"/>
+        <w:gridCol w:w="2160"/>
+        <w:gridCol w:w="2160"/>
+        <w:gridCol w:w="2160"/>
+      </w:tblGrid>
+      <w:tr>
+        <w:tc>
+          <w:tcPr>
+            <w:tcW w:type="dxa" w:w="2160"/>
+          </w:tcPr>
+          <w:p>
+            <w:pPr>
+              <w:bidi/>
+              <w:jc w:val="right"/>
+            </w:pPr>
+            <w:r/>
+            <w:r>
+              <w:rPr>
+                <w:rFonts w:ascii="Arial" w:hAnsi="Arial" w:cs="Arial"/>
+                <w:b/>
+                <w:sz w:val="22"/>
+              </w:rPr>
+              <w:t>الرصيد</w:t>
+            </w:r>
+          </w:p>
+        </w:tc>
+        <w:tc>
+          <w:tcPr>
+            <w:tcW w:type="dxa" w:w="2160"/>
+          </w:tcPr>
+          <w:p>
+            <w:pPr>
+              <w:bidi/>
+              <w:jc w:val="right"/>
+            </w:pPr>
+            <w:r/>
+            <w:r>
+              <w:rPr>
+                <w:rFonts w:ascii="Arial" w:hAnsi="Arial" w:cs="Arial"/>
+                <w:b/>
+                <w:sz w:val="22"/>
+              </w:rPr>
+              <w:t>ما هو</w:t>
+            </w:r>
+          </w:p>
+        </w:tc>
+        <w:tc>
+          <w:tcPr>
+            <w:tcW w:type="dxa" w:w="2160"/>
+          </w:tcPr>
+          <w:p>
+            <w:pPr>
+              <w:bidi/>
+              <w:jc w:val="right"/>
+            </w:pPr>
+            <w:r/>
+            <w:r>
+              <w:rPr>
+                <w:rFonts w:ascii="Arial" w:hAnsi="Arial" w:cs="Arial"/>
+                <w:b/>
+                <w:sz w:val="22"/>
+              </w:rPr>
+              <w:t>اتجاه المال</w:t>
+            </w:r>
+          </w:p>
+        </w:tc>
+        <w:tc>
+          <w:tcPr>
+            <w:tcW w:type="dxa" w:w="2160"/>
+          </w:tcPr>
+          <w:p>
+            <w:pPr>
+              <w:bidi/>
+              <w:jc w:val="right"/>
+            </w:pPr>
+            <w:r/>
+            <w:r>
+              <w:rPr>
+                <w:rFonts w:ascii="Arial" w:hAnsi="Arial" w:cs="Arial"/>
+                <w:b/>
+                <w:sz w:val="22"/>
+              </w:rPr>
+              <w:t>يُستخدم لـ</w:t>
+            </w:r>
+          </w:p>
+        </w:tc>
+      </w:tr>
+      <w:tr>
+        <w:tc>
+          <w:tcPr>
+            <w:tcW w:type="dxa" w:w="2160"/>
+          </w:tcPr>
+          <w:p>
+            <w:pPr>
+              <w:bidi/>
+              <w:jc w:val="right"/>
+            </w:pPr>
+            <w:r/>
+            <w:r>
+              <w:rPr>
+                <w:rFonts w:ascii="Arial" w:hAnsi="Arial" w:cs="Arial"/>
+                <w:b w:val="0"/>
+                <w:sz w:val="22"/>
+              </w:rPr>
+            </w:r>
+            <w:r>
+              <w:rPr>
+                <w:rFonts w:ascii="Arial" w:hAnsi="Arial" w:cs="Arial"/>
+                <w:b/>
+                <w:sz w:val="22"/>
+              </w:rPr>
+              <w:t>محفظة التاجر</w:t>
+            </w:r>
+            <w:r>
+              <w:rPr>
+                <w:rFonts w:ascii="Arial" w:hAnsi="Arial" w:cs="Arial"/>
+                <w:b w:val="0"/>
+                <w:sz w:val="22"/>
+              </w:rPr>
+              <w:t xml:space="preserve"> (Prepaid Wallet)</w:t>
+            </w:r>
+          </w:p>
+        </w:tc>
+        <w:tc>
+          <w:tcPr>
+            <w:tcW w:type="dxa" w:w="2160"/>
+          </w:tcPr>
+          <w:p>
+            <w:pPr>
+              <w:bidi/>
+              <w:jc w:val="right"/>
+            </w:pPr>
+            <w:r/>
+            <w:r>
+              <w:rPr>
+                <w:rFonts w:ascii="Arial" w:hAnsi="Arial" w:cs="Arial"/>
+                <w:b w:val="0"/>
+                <w:sz w:val="22"/>
+              </w:rPr>
+              <w:t>رصيد يشحنه التاجر مقدماً</w:t>
+            </w:r>
+          </w:p>
+        </w:tc>
+        <w:tc>
+          <w:tcPr>
+            <w:tcW w:type="dxa" w:w="2160"/>
+          </w:tcPr>
+          <w:p>
+            <w:pPr>
+              <w:bidi/>
+              <w:jc w:val="right"/>
+            </w:pPr>
+            <w:r/>
+            <w:r>
+              <w:rPr>
+                <w:rFonts w:ascii="Arial" w:hAnsi="Arial" w:cs="Arial"/>
+                <w:b w:val="0"/>
+                <w:sz w:val="22"/>
+              </w:rPr>
+              <w:t>التاجر ← المنصة</w:t>
+            </w:r>
+          </w:p>
+        </w:tc>
+        <w:tc>
+          <w:tcPr>
+            <w:tcW w:type="dxa" w:w="2160"/>
+          </w:tcPr>
+          <w:p>
+            <w:pPr>
+              <w:bidi/>
+              <w:jc w:val="right"/>
+            </w:pPr>
+            <w:r/>
+            <w:r>
+              <w:rPr>
+                <w:rFonts w:ascii="Arial" w:hAnsi="Arial" w:cs="Arial"/>
+                <w:b w:val="0"/>
+                <w:sz w:val="22"/>
+              </w:rPr>
+              <w:t>الاشتراك ورسوم يتحمّلها التاجر</w:t>
+            </w:r>
+          </w:p>
+        </w:tc>
+      </w:tr>
+      <w:tr>
+        <w:tc>
+          <w:tcPr>
+            <w:tcW w:type="dxa" w:w="2160"/>
+          </w:tcPr>
+          <w:p>
+            <w:pPr>
+              <w:bidi/>
+              <w:jc w:val="right"/>
+            </w:pPr>
+            <w:r/>
+            <w:r>
+              <w:rPr>
+                <w:rFonts w:ascii="Arial" w:hAnsi="Arial" w:cs="Arial"/>
+                <w:b w:val="0"/>
+                <w:sz w:val="22"/>
+              </w:rPr>
+            </w:r>
+            <w:r>
+              <w:rPr>
+                <w:rFonts w:ascii="Arial" w:hAnsi="Arial" w:cs="Arial"/>
+                <w:b/>
+                <w:sz w:val="22"/>
+              </w:rPr>
+              <w:t>رصيد المدفوعات المستحقة</w:t>
+            </w:r>
+            <w:r>
+              <w:rPr>
+                <w:rFonts w:ascii="Arial" w:hAnsi="Arial" w:cs="Arial"/>
+                <w:b w:val="0"/>
+                <w:sz w:val="22"/>
+              </w:rPr>
+              <w:t xml:space="preserve"> (Settlement Balance)</w:t>
+            </w:r>
+          </w:p>
+        </w:tc>
+        <w:tc>
+          <w:tcPr>
+            <w:tcW w:type="dxa" w:w="2160"/>
+          </w:tcPr>
+          <w:p>
+            <w:pPr>
+              <w:bidi/>
+              <w:jc w:val="right"/>
+            </w:pPr>
+            <w:r/>
+            <w:r>
+              <w:rPr>
+                <w:rFonts w:ascii="Arial" w:hAnsi="Arial" w:cs="Arial"/>
+                <w:b w:val="0"/>
+                <w:sz w:val="22"/>
+              </w:rPr>
+              <w:t>أموال جمعتها المنصة نيابةً عن التاجر من مبيعاته الإلكترونية</w:t>
+            </w:r>
+          </w:p>
+        </w:tc>
+        <w:tc>
+          <w:tcPr>
+            <w:tcW w:type="dxa" w:w="2160"/>
+          </w:tcPr>
+          <w:p>
+            <w:pPr>
+              <w:bidi/>
+              <w:jc w:val="right"/>
+            </w:pPr>
+            <w:r/>
+            <w:r>
+              <w:rPr>
+                <w:rFonts w:ascii="Arial" w:hAnsi="Arial" w:cs="Arial"/>
+                <w:b w:val="0"/>
+                <w:sz w:val="22"/>
+              </w:rPr>
+              <w:t>المنصة → التاجر</w:t>
+            </w:r>
+          </w:p>
+        </w:tc>
+        <w:tc>
+          <w:tcPr>
+            <w:tcW w:type="dxa" w:w="2160"/>
+          </w:tcPr>
+          <w:p>
+            <w:pPr>
+              <w:bidi/>
+              <w:jc w:val="right"/>
+            </w:pPr>
+            <w:r/>
+            <w:r>
+              <w:rPr>
+                <w:rFonts w:ascii="Arial" w:hAnsi="Arial" w:cs="Arial"/>
+                <w:b w:val="0"/>
+                <w:sz w:val="22"/>
+              </w:rPr>
+              <w:t>يُسوّى للتاجر دورياً</w:t>
+            </w:r>
+          </w:p>
+        </w:tc>
+      </w:tr>
+    </w:tbl>
+    <w:p/>
+    <w:p>
+      <w:pPr>
+        <w:bidi/>
+        <w:jc w:val="right"/>
+      </w:pPr>
+      <w:r>
+        <w:rPr>
+          <w:rFonts w:ascii="Arial" w:hAnsi="Arial" w:cs="Arial"/>
+          <w:b w:val="0"/>
+          <w:sz w:val="24"/>
+        </w:rPr>
+      </w:r>
+      <w:r>
+        <w:rPr>
+          <w:rFonts w:ascii="Arial" w:hAnsi="Arial" w:cs="Arial"/>
+          <w:b/>
+          <w:sz w:val="24"/>
+        </w:rPr>
+        <w:t>القاعدة الحاكمة لأي خصم:</w:t>
+      </w:r>
+      <w:r>
+        <w:rPr>
+          <w:rFonts w:ascii="Arial" w:hAnsi="Arial" w:cs="Arial"/>
+          <w:b w:val="0"/>
+          <w:sz w:val="24"/>
+        </w:rPr>
+        <w:t xml:space="preserve"> «صافِ أولاً من المال الداخل، ثم من المحفظة، ثم فاتورة» (net → wallet → invoice).</w:t>
+      </w:r>
+    </w:p>
+    <w:p>
+      <w:pPr>
+        <w:bidi/>
+        <w:jc w:val="right"/>
+      </w:pPr>
+      <w:r>
+        <w:rPr>
+          <w:rFonts w:ascii="Arial" w:hAnsi="Arial" w:cs="Arial"/>
+          <w:b w:val="0"/>
+          <w:sz w:val="24"/>
+        </w:rPr>
+      </w:r>
+      <w:r>
+        <w:rPr>
+          <w:rFonts w:ascii="Arial" w:hAnsi="Arial" w:cs="Arial"/>
+          <w:b/>
+          <w:sz w:val="24"/>
+        </w:rPr>
+        <w:t>24.8.1 رسوم بوابة الدفع (نموذج PayFac)</w:t>
+      </w:r>
+      <w:r>
+        <w:rPr>
+          <w:rFonts w:ascii="Arial" w:hAnsi="Arial" w:cs="Arial"/>
+          <w:b w:val="0"/>
+          <w:sz w:val="24"/>
+        </w:rPr>
+      </w:r>
+    </w:p>
+    <w:p>
+      <w:pPr>
+        <w:bidi/>
+        <w:jc w:val="right"/>
+      </w:pPr>
+      <w:r>
+        <w:rPr>
+          <w:rFonts w:ascii="Arial" w:hAnsi="Arial" w:cs="Arial"/>
+          <w:b w:val="0"/>
+          <w:sz w:val="24"/>
+        </w:rPr>
+        <w:t xml:space="preserve">رسوم البوابة/MEPS وعمولة المنصة </w:t>
+      </w:r>
+      <w:r>
+        <w:rPr>
+          <w:rFonts w:ascii="Arial" w:hAnsi="Arial" w:cs="Arial"/>
+          <w:b/>
+          <w:sz w:val="24"/>
+        </w:rPr>
+        <w:t>تُقتطع من المعاملة نفسها قبل قيدها</w:t>
+      </w:r>
+      <w:r>
+        <w:rPr>
+          <w:rFonts w:ascii="Arial" w:hAnsi="Arial" w:cs="Arial"/>
+          <w:b w:val="0"/>
+          <w:sz w:val="24"/>
+        </w:rPr>
+        <w:t xml:space="preserve">، فيُقيَّد رصيد مدفوعات التاجر </w:t>
+      </w:r>
+      <w:r>
+        <w:rPr>
+          <w:rFonts w:ascii="Arial" w:hAnsi="Arial" w:cs="Arial"/>
+          <w:b/>
+          <w:sz w:val="24"/>
+        </w:rPr>
+        <w:t>صافياً</w:t>
+      </w:r>
+      <w:r>
+        <w:rPr>
+          <w:rFonts w:ascii="Arial" w:hAnsi="Arial" w:cs="Arial"/>
+          <w:b w:val="0"/>
+          <w:sz w:val="24"/>
+        </w:rPr>
+        <w:t xml:space="preserve"> — لا خصم منفصل من المحفظة. مثال:</w:t>
+      </w:r>
+    </w:p>
+    <w:p>
+      <w:pPr>
+        <w:bidi/>
+        <w:jc w:val="right"/>
+      </w:pPr>
+      <w:r>
+        <w:rPr>
+          <w:rFonts w:ascii="Courier New" w:hAnsi="Courier New" w:cs="Courier New"/>
+          <w:b w:val="0"/>
+          <w:color w:val="333333"/>
+          <w:sz w:val="21"/>
+        </w:rPr>
+        <w:t>العميل يدفع:                 10,000 ريال</w:t>
+        <w:br/>
+        <w:t>− رسوم البوابة/MEPS (MDR):      ~200 ريال</w:t>
+        <w:br/>
+        <w:t>− عمولة المنصة:                 (حسب الاتفاق)</w:t>
+        <w:br/>
+        <w:t>─────────────────────────────────────────</w:t>
+        <w:br/>
+        <w:t>= يُقيَّد في رصيد مدفوعات التاجر: 9,800 ريال (صافي)</w:t>
+      </w:r>
+    </w:p>
+    <w:p>
+      <w:pPr>
+        <w:bidi/>
+        <w:jc w:val="right"/>
+      </w:pPr>
+      <w:r>
+        <w:rPr>
+          <w:rFonts w:ascii="Arial" w:hAnsi="Arial" w:cs="Arial"/>
+          <w:b w:val="0"/>
+          <w:sz w:val="24"/>
+        </w:rPr>
+        <w:t>نفس محرّك التسوية يتولّى: رسوم البوابة + عمولة المنصة + الاشتراك (المسار 1)، كلها تُصافى من رصيد المدفوعات.</w:t>
+      </w:r>
+    </w:p>
+    <w:p>
+      <w:pPr>
+        <w:bidi/>
+        <w:jc w:val="right"/>
+      </w:pPr>
+      <w:r>
+        <w:rPr>
+          <w:rFonts w:ascii="Arial" w:hAnsi="Arial" w:cs="Arial"/>
+          <w:b w:val="0"/>
+          <w:sz w:val="24"/>
+        </w:rPr>
+      </w:r>
+      <w:r>
+        <w:rPr>
+          <w:rFonts w:ascii="Arial" w:hAnsi="Arial" w:cs="Arial"/>
+          <w:b/>
+          <w:sz w:val="24"/>
+        </w:rPr>
+        <w:t>24.8.2 رسوم الشحن (بوليصة)</w:t>
+      </w:r>
+      <w:r>
+        <w:rPr>
+          <w:rFonts w:ascii="Arial" w:hAnsi="Arial" w:cs="Arial"/>
+          <w:b w:val="0"/>
+          <w:sz w:val="24"/>
+        </w:rPr>
+      </w:r>
+    </w:p>
+    <w:p>
+      <w:pPr>
+        <w:pStyle w:val="ListBullet"/>
+        <w:bidi/>
+        <w:jc w:val="right"/>
+      </w:pPr>
+      <w:r>
+        <w:rPr>
+          <w:rFonts w:ascii="Arial" w:hAnsi="Arial" w:cs="Arial"/>
+          <w:b w:val="0"/>
+          <w:sz w:val="24"/>
+        </w:rPr>
+      </w:r>
+      <w:r>
+        <w:rPr>
+          <w:rFonts w:ascii="Arial" w:hAnsi="Arial" w:cs="Arial"/>
+          <w:b/>
+          <w:sz w:val="24"/>
+        </w:rPr>
+        <w:t>من يتحمّل الشحن؟</w:t>
+      </w:r>
+      <w:r>
+        <w:rPr>
+          <w:rFonts w:ascii="Arial" w:hAnsi="Arial" w:cs="Arial"/>
+          <w:b w:val="0"/>
+          <w:sz w:val="24"/>
+        </w:rPr>
+        <w:t xml:space="preserve"> إعداد لكل متجر. </w:t>
+      </w:r>
+      <w:r>
+        <w:rPr>
+          <w:rFonts w:ascii="Arial" w:hAnsi="Arial" w:cs="Arial"/>
+          <w:b/>
+          <w:sz w:val="24"/>
+        </w:rPr>
+        <w:t>الافتراضي: العميل يدفع الشحن</w:t>
+      </w:r>
+      <w:r>
+        <w:rPr>
+          <w:rFonts w:ascii="Arial" w:hAnsi="Arial" w:cs="Arial"/>
+          <w:b w:val="0"/>
+          <w:sz w:val="24"/>
+        </w:rPr>
+        <w:t xml:space="preserve"> (الأشيع يمنياً)، مع إمكانية تفعيل </w:t>
+      </w:r>
+      <w:r>
+        <w:rPr>
+          <w:rFonts w:ascii="Arial" w:hAnsi="Arial" w:cs="Arial"/>
+          <w:b/>
+          <w:sz w:val="24"/>
+        </w:rPr>
+        <w:t>توصيل مجاني</w:t>
+      </w:r>
+      <w:r>
+        <w:rPr>
+          <w:rFonts w:ascii="Arial" w:hAnsi="Arial" w:cs="Arial"/>
+          <w:b w:val="0"/>
+          <w:sz w:val="24"/>
+        </w:rPr>
+        <w:t xml:space="preserve"> يتحمّله التاجر.</w:t>
+      </w:r>
+    </w:p>
+    <w:p>
+      <w:pPr>
+        <w:pStyle w:val="ListBullet"/>
+        <w:bidi/>
+        <w:jc w:val="right"/>
+      </w:pPr>
+      <w:r>
+        <w:rPr>
+          <w:rFonts w:ascii="Arial" w:hAnsi="Arial" w:cs="Arial"/>
+          <w:b w:val="0"/>
+          <w:sz w:val="24"/>
+        </w:rPr>
+      </w:r>
+      <w:r>
+        <w:rPr>
+          <w:rFonts w:ascii="Arial" w:hAnsi="Arial" w:cs="Arial"/>
+          <w:b/>
+          <w:sz w:val="24"/>
+        </w:rPr>
+        <w:t>إن دفع العميل الشحن:</w:t>
+      </w:r>
+      <w:r>
+        <w:rPr>
+          <w:rFonts w:ascii="Arial" w:hAnsi="Arial" w:cs="Arial"/>
+          <w:b w:val="0"/>
+          <w:sz w:val="24"/>
+        </w:rPr>
+        <w:t xml:space="preserve"> هو جزء من إجمالي الطلب → لا يمسّ محفظة التاجر إطلاقاً.</w:t>
+      </w:r>
+    </w:p>
+    <w:p>
+      <w:pPr>
+        <w:pStyle w:val="ListBullet"/>
+        <w:bidi/>
+        <w:jc w:val="right"/>
+      </w:pPr>
+      <w:r>
+        <w:rPr>
+          <w:rFonts w:ascii="Arial" w:hAnsi="Arial" w:cs="Arial"/>
+          <w:b w:val="0"/>
+          <w:sz w:val="24"/>
+        </w:rPr>
+      </w:r>
+      <w:r>
+        <w:rPr>
+          <w:rFonts w:ascii="Arial" w:hAnsi="Arial" w:cs="Arial"/>
+          <w:b/>
+          <w:sz w:val="24"/>
+        </w:rPr>
+        <w:t>إن تحمّل التاجر الشحن، يُصافى وفق المسار:</w:t>
+      </w:r>
+      <w:r>
+        <w:rPr>
+          <w:rFonts w:ascii="Arial" w:hAnsi="Arial" w:cs="Arial"/>
+          <w:b w:val="0"/>
+          <w:sz w:val="24"/>
+        </w:rPr>
+      </w:r>
+    </w:p>
+    <w:p>
+      <w:pPr>
+        <w:pStyle w:val="ListBullet"/>
+        <w:bidi/>
+        <w:jc w:val="right"/>
+      </w:pPr>
+      <w:r>
+        <w:rPr>
+          <w:rFonts w:ascii="Arial" w:hAnsi="Arial" w:cs="Arial"/>
+          <w:b w:val="0"/>
+          <w:sz w:val="24"/>
+        </w:rPr>
+      </w:r>
+      <w:r>
+        <w:rPr>
+          <w:rFonts w:ascii="Arial" w:hAnsi="Arial" w:cs="Arial"/>
+          <w:b/>
+          <w:sz w:val="24"/>
+        </w:rPr>
+        <w:t>طلب COD:</w:t>
+      </w:r>
+      <w:r>
+        <w:rPr>
+          <w:rFonts w:ascii="Arial" w:hAnsi="Arial" w:cs="Arial"/>
+          <w:b w:val="0"/>
+          <w:sz w:val="24"/>
+        </w:rPr>
+        <w:t xml:space="preserve"> شركة الشحن تُرجِع للتاجر (قيمة الطلب − الشحن − عمولة التحصيل) → الشحن يُصافى من تحصيل COD، لا من المحفظة.</w:t>
+      </w:r>
+    </w:p>
+    <w:p>
+      <w:pPr>
+        <w:pStyle w:val="ListBullet"/>
+        <w:bidi/>
+        <w:jc w:val="right"/>
+      </w:pPr>
+      <w:r>
+        <w:rPr>
+          <w:rFonts w:ascii="Arial" w:hAnsi="Arial" w:cs="Arial"/>
+          <w:b w:val="0"/>
+          <w:sz w:val="24"/>
+        </w:rPr>
+      </w:r>
+      <w:r>
+        <w:rPr>
+          <w:rFonts w:ascii="Arial" w:hAnsi="Arial" w:cs="Arial"/>
+          <w:b/>
+          <w:sz w:val="24"/>
+        </w:rPr>
+        <w:t>طلب مدفوع إلكترونياً:</w:t>
+      </w:r>
+      <w:r>
+        <w:rPr>
+          <w:rFonts w:ascii="Arial" w:hAnsi="Arial" w:cs="Arial"/>
+          <w:b w:val="0"/>
+          <w:sz w:val="24"/>
+        </w:rPr>
+        <w:t xml:space="preserve"> يُصافى من رصيد المدفوعات المستحقة.</w:t>
+      </w:r>
+    </w:p>
+    <w:p>
+      <w:pPr>
+        <w:pStyle w:val="ListBullet"/>
+        <w:bidi/>
+        <w:jc w:val="right"/>
+      </w:pPr>
+      <w:r>
+        <w:rPr>
+          <w:rFonts w:ascii="Arial" w:hAnsi="Arial" w:cs="Arial"/>
+          <w:b w:val="0"/>
+          <w:sz w:val="24"/>
+        </w:rPr>
+      </w:r>
+      <w:r>
+        <w:rPr>
+          <w:rFonts w:ascii="Arial" w:hAnsi="Arial" w:cs="Arial"/>
+          <w:b/>
+          <w:sz w:val="24"/>
+        </w:rPr>
+        <w:t>لا مال داخل كافٍ:</w:t>
+      </w:r>
+      <w:r>
+        <w:rPr>
+          <w:rFonts w:ascii="Arial" w:hAnsi="Arial" w:cs="Arial"/>
+          <w:b w:val="0"/>
+          <w:sz w:val="24"/>
+        </w:rPr>
+        <w:t xml:space="preserve"> هنا فقط يُخصم من محفظة التاجر المسبقة؛ وإن لم تكفِ يُضاف على المستحق ويُحصَّل لاحقاً.</w:t>
+      </w:r>
+    </w:p>
+    <w:p>
+      <w:pPr>
+        <w:bidi/>
+        <w:jc w:val="right"/>
+      </w:pPr>
+      <w:r>
+        <w:rPr>
+          <w:rFonts w:ascii="Arial" w:hAnsi="Arial" w:cs="Arial"/>
+          <w:b w:val="0"/>
+          <w:sz w:val="24"/>
+        </w:rPr>
+      </w:r>
+      <w:r>
+        <w:rPr>
+          <w:rFonts w:ascii="Arial" w:hAnsi="Arial" w:cs="Arial"/>
+          <w:b/>
+          <w:sz w:val="24"/>
+        </w:rPr>
+        <w:t>24.8.3 توقيت الخصم (حرج)</w:t>
+      </w:r>
+      <w:r>
+        <w:rPr>
+          <w:rFonts w:ascii="Arial" w:hAnsi="Arial" w:cs="Arial"/>
+          <w:b w:val="0"/>
+          <w:sz w:val="24"/>
+        </w:rPr>
+      </w:r>
+    </w:p>
+    <w:p>
+      <w:pPr>
+        <w:pStyle w:val="ListBullet"/>
+        <w:bidi/>
+        <w:jc w:val="right"/>
+      </w:pPr>
+      <w:r>
+        <w:rPr>
+          <w:rFonts w:ascii="Arial" w:hAnsi="Arial" w:cs="Arial"/>
+          <w:b w:val="0"/>
+          <w:sz w:val="24"/>
+        </w:rPr>
+      </w:r>
+      <w:r>
+        <w:rPr>
+          <w:rFonts w:ascii="Arial" w:hAnsi="Arial" w:cs="Arial"/>
+          <w:b/>
+          <w:sz w:val="24"/>
+        </w:rPr>
+        <w:t>عند إنشاء البوليصة:</w:t>
+      </w:r>
+      <w:r>
+        <w:rPr>
+          <w:rFonts w:ascii="Arial" w:hAnsi="Arial" w:cs="Arial"/>
+          <w:b w:val="0"/>
+          <w:sz w:val="24"/>
+        </w:rPr>
+        <w:t xml:space="preserve"> حجز مبلغ (authorization/hold) فقط — لا خصم فعلي.</w:t>
+      </w:r>
+    </w:p>
+    <w:p>
+      <w:pPr>
+        <w:pStyle w:val="ListBullet"/>
+        <w:bidi/>
+        <w:jc w:val="right"/>
+      </w:pPr>
+      <w:r>
+        <w:rPr>
+          <w:rFonts w:ascii="Arial" w:hAnsi="Arial" w:cs="Arial"/>
+          <w:b w:val="0"/>
+          <w:sz w:val="24"/>
+        </w:rPr>
+      </w:r>
+      <w:r>
+        <w:rPr>
+          <w:rFonts w:ascii="Arial" w:hAnsi="Arial" w:cs="Arial"/>
+          <w:b/>
+          <w:sz w:val="24"/>
+        </w:rPr>
+        <w:t>عند تأكيد التسليم:</w:t>
+      </w:r>
+      <w:r>
+        <w:rPr>
+          <w:rFonts w:ascii="Arial" w:hAnsi="Arial" w:cs="Arial"/>
+          <w:b w:val="0"/>
+          <w:sz w:val="24"/>
+        </w:rPr>
+        <w:t xml:space="preserve"> الخصم الفعلي والتسوية.</w:t>
+      </w:r>
+    </w:p>
+    <w:p>
+      <w:pPr>
+        <w:pStyle w:val="ListBullet"/>
+        <w:bidi/>
+        <w:jc w:val="right"/>
+      </w:pPr>
+      <w:r>
+        <w:rPr>
+          <w:rFonts w:ascii="Arial" w:hAnsi="Arial" w:cs="Arial"/>
+          <w:b w:val="0"/>
+          <w:sz w:val="24"/>
+        </w:rPr>
+      </w:r>
+      <w:r>
+        <w:rPr>
+          <w:rFonts w:ascii="Arial" w:hAnsi="Arial" w:cs="Arial"/>
+          <w:b/>
+          <w:sz w:val="24"/>
+        </w:rPr>
+        <w:t>عند الإلغاء/الإرجاع (RTO):</w:t>
+      </w:r>
+      <w:r>
+        <w:rPr>
+          <w:rFonts w:ascii="Arial" w:hAnsi="Arial" w:cs="Arial"/>
+          <w:b w:val="0"/>
+          <w:sz w:val="24"/>
+        </w:rPr>
+        <w:t xml:space="preserve"> يُحرَّر الحجز، وقد يُخصم شحن الإرجاع فقط حسب سياسة الشركة.</w:t>
+      </w:r>
+    </w:p>
+    <w:p>
+      <w:pPr>
+        <w:bidi/>
+        <w:jc w:val="right"/>
+      </w:pPr>
+      <w:r>
+        <w:rPr>
+          <w:rFonts w:ascii="Arial" w:hAnsi="Arial" w:cs="Arial"/>
+          <w:b w:val="0"/>
+          <w:sz w:val="24"/>
+        </w:rPr>
+      </w:r>
+      <w:r>
+        <w:rPr>
+          <w:rFonts w:ascii="Arial" w:hAnsi="Arial" w:cs="Arial"/>
+          <w:b/>
+          <w:sz w:val="24"/>
+        </w:rPr>
+        <w:t>24.8.4 جدول مصدر الخصم الموحّد</w:t>
+      </w:r>
+      <w:r>
+        <w:rPr>
+          <w:rFonts w:ascii="Arial" w:hAnsi="Arial" w:cs="Arial"/>
+          <w:b w:val="0"/>
+          <w:sz w:val="24"/>
+        </w:rPr>
+      </w:r>
+    </w:p>
+    <w:tbl>
+      <w:tblPr>
+        <w:tblStyle w:val="LightGrid-Accent1"/>
+        <w:tblW w:type="auto" w:w="0"/>
+        <w:jc w:val="right"/>
+        <w:tblLook w:firstColumn="1" w:firstRow="1" w:lastColumn="0" w:lastRow="0" w:noHBand="0" w:noVBand="1" w:val="04A0"/>
+        <w:bidiVisual/>
+      </w:tblPr>
+      <w:tblGrid>
+        <w:gridCol w:w="2880"/>
+        <w:gridCol w:w="2880"/>
+        <w:gridCol w:w="2880"/>
+      </w:tblGrid>
+      <w:tr>
+        <w:tc>
+          <w:tcPr>
+            <w:tcW w:type="dxa" w:w="2880"/>
+          </w:tcPr>
+          <w:p>
+            <w:pPr>
+              <w:bidi/>
+              <w:jc w:val="right"/>
+            </w:pPr>
+            <w:r/>
+            <w:r>
+              <w:rPr>
+                <w:rFonts w:ascii="Arial" w:hAnsi="Arial" w:cs="Arial"/>
+                <w:b/>
+                <w:sz w:val="22"/>
+              </w:rPr>
+              <w:t>البند</w:t>
+            </w:r>
+          </w:p>
+        </w:tc>
+        <w:tc>
+          <w:tcPr>
+            <w:tcW w:type="dxa" w:w="2880"/>
+          </w:tcPr>
+          <w:p>
+            <w:pPr>
+              <w:bidi/>
+              <w:jc w:val="right"/>
+            </w:pPr>
+            <w:r/>
+            <w:r>
+              <w:rPr>
+                <w:rFonts w:ascii="Arial" w:hAnsi="Arial" w:cs="Arial"/>
+                <w:b/>
+                <w:sz w:val="22"/>
+              </w:rPr>
+              <w:t>مصدر الخصم (waterfall)</w:t>
+            </w:r>
+          </w:p>
+        </w:tc>
+        <w:tc>
+          <w:tcPr>
+            <w:tcW w:type="dxa" w:w="2880"/>
+          </w:tcPr>
+          <w:p>
+            <w:pPr>
+              <w:bidi/>
+              <w:jc w:val="right"/>
+            </w:pPr>
+            <w:r/>
+            <w:r>
+              <w:rPr>
+                <w:rFonts w:ascii="Arial" w:hAnsi="Arial" w:cs="Arial"/>
+                <w:b/>
+                <w:sz w:val="22"/>
+              </w:rPr>
+              <w:t>التوقيت</w:t>
+            </w:r>
+          </w:p>
+        </w:tc>
+      </w:tr>
+      <w:tr>
+        <w:tc>
+          <w:tcPr>
+            <w:tcW w:type="dxa" w:w="2880"/>
+          </w:tcPr>
+          <w:p>
+            <w:pPr>
+              <w:bidi/>
+              <w:jc w:val="right"/>
+            </w:pPr>
+            <w:r/>
+            <w:r>
+              <w:rPr>
+                <w:rFonts w:ascii="Arial" w:hAnsi="Arial" w:cs="Arial"/>
+                <w:b w:val="0"/>
+                <w:sz w:val="22"/>
+              </w:rPr>
+              <w:t>رسوم بوابة الدفع</w:t>
+            </w:r>
+          </w:p>
+        </w:tc>
+        <w:tc>
+          <w:tcPr>
+            <w:tcW w:type="dxa" w:w="2880"/>
+          </w:tcPr>
+          <w:p>
+            <w:pPr>
+              <w:bidi/>
+              <w:jc w:val="right"/>
+            </w:pPr>
+            <w:r/>
+            <w:r>
+              <w:rPr>
+                <w:rFonts w:ascii="Arial" w:hAnsi="Arial" w:cs="Arial"/>
+                <w:b w:val="0"/>
+                <w:sz w:val="22"/>
+              </w:rPr>
+              <w:t>تُصافى من الدفعة → رصيد المدفوعات صافياً</w:t>
+            </w:r>
+          </w:p>
+        </w:tc>
+        <w:tc>
+          <w:tcPr>
+            <w:tcW w:type="dxa" w:w="2880"/>
+          </w:tcPr>
+          <w:p>
+            <w:pPr>
+              <w:bidi/>
+              <w:jc w:val="right"/>
+            </w:pPr>
+            <w:r/>
+            <w:r>
+              <w:rPr>
+                <w:rFonts w:ascii="Arial" w:hAnsi="Arial" w:cs="Arial"/>
+                <w:b w:val="0"/>
+                <w:sz w:val="22"/>
+              </w:rPr>
+              <w:t>لحظة الدفع</w:t>
+            </w:r>
+          </w:p>
+        </w:tc>
+      </w:tr>
+      <w:tr>
+        <w:tc>
+          <w:tcPr>
+            <w:tcW w:type="dxa" w:w="2880"/>
+          </w:tcPr>
+          <w:p>
+            <w:pPr>
+              <w:bidi/>
+              <w:jc w:val="right"/>
+            </w:pPr>
+            <w:r/>
+            <w:r>
+              <w:rPr>
+                <w:rFonts w:ascii="Arial" w:hAnsi="Arial" w:cs="Arial"/>
+                <w:b w:val="0"/>
+                <w:sz w:val="22"/>
+              </w:rPr>
+              <w:t>عمولة المنصة على البيع</w:t>
+            </w:r>
+          </w:p>
+        </w:tc>
+        <w:tc>
+          <w:tcPr>
+            <w:tcW w:type="dxa" w:w="2880"/>
+          </w:tcPr>
+          <w:p>
+            <w:pPr>
+              <w:bidi/>
+              <w:jc w:val="right"/>
+            </w:pPr>
+            <w:r/>
+            <w:r>
+              <w:rPr>
+                <w:rFonts w:ascii="Arial" w:hAnsi="Arial" w:cs="Arial"/>
+                <w:b w:val="0"/>
+                <w:sz w:val="22"/>
+              </w:rPr>
+              <w:t>رصيد المدفوعات</w:t>
+            </w:r>
+          </w:p>
+        </w:tc>
+        <w:tc>
+          <w:tcPr>
+            <w:tcW w:type="dxa" w:w="2880"/>
+          </w:tcPr>
+          <w:p>
+            <w:pPr>
+              <w:bidi/>
+              <w:jc w:val="right"/>
+            </w:pPr>
+            <w:r/>
+            <w:r>
+              <w:rPr>
+                <w:rFonts w:ascii="Arial" w:hAnsi="Arial" w:cs="Arial"/>
+                <w:b w:val="0"/>
+                <w:sz w:val="22"/>
+              </w:rPr>
+              <w:t>لحظة الدفع/التسوية</w:t>
+            </w:r>
+          </w:p>
+        </w:tc>
+      </w:tr>
+      <w:tr>
+        <w:tc>
+          <w:tcPr>
+            <w:tcW w:type="dxa" w:w="2880"/>
+          </w:tcPr>
+          <w:p>
+            <w:pPr>
+              <w:bidi/>
+              <w:jc w:val="right"/>
+            </w:pPr>
+            <w:r/>
+            <w:r>
+              <w:rPr>
+                <w:rFonts w:ascii="Arial" w:hAnsi="Arial" w:cs="Arial"/>
+                <w:b w:val="0"/>
+                <w:sz w:val="22"/>
+              </w:rPr>
+              <w:t>الاشتراك الشهري</w:t>
+            </w:r>
+          </w:p>
+        </w:tc>
+        <w:tc>
+          <w:tcPr>
+            <w:tcW w:type="dxa" w:w="2880"/>
+          </w:tcPr>
+          <w:p>
+            <w:pPr>
+              <w:bidi/>
+              <w:jc w:val="right"/>
+            </w:pPr>
+            <w:r/>
+            <w:r>
+              <w:rPr>
+                <w:rFonts w:ascii="Arial" w:hAnsi="Arial" w:cs="Arial"/>
+                <w:b w:val="0"/>
+                <w:sz w:val="22"/>
+              </w:rPr>
+              <w:t>رصيد المدفوعات ← المحفظة ← فاتورة</w:t>
+            </w:r>
+          </w:p>
+        </w:tc>
+        <w:tc>
+          <w:tcPr>
+            <w:tcW w:type="dxa" w:w="2880"/>
+          </w:tcPr>
+          <w:p>
+            <w:pPr>
+              <w:bidi/>
+              <w:jc w:val="right"/>
+            </w:pPr>
+            <w:r/>
+            <w:r>
+              <w:rPr>
+                <w:rFonts w:ascii="Arial" w:hAnsi="Arial" w:cs="Arial"/>
+                <w:b w:val="0"/>
+                <w:sz w:val="22"/>
+              </w:rPr>
+              <w:t>دورة الفوترة</w:t>
+            </w:r>
+          </w:p>
+        </w:tc>
+      </w:tr>
+      <w:tr>
+        <w:tc>
+          <w:tcPr>
+            <w:tcW w:type="dxa" w:w="2880"/>
+          </w:tcPr>
+          <w:p>
+            <w:pPr>
+              <w:bidi/>
+              <w:jc w:val="right"/>
+            </w:pPr>
+            <w:r/>
+            <w:r>
+              <w:rPr>
+                <w:rFonts w:ascii="Arial" w:hAnsi="Arial" w:cs="Arial"/>
+                <w:b w:val="0"/>
+                <w:sz w:val="22"/>
+              </w:rPr>
+              <w:t>شحن يتحمّله العميل</w:t>
+            </w:r>
+          </w:p>
+        </w:tc>
+        <w:tc>
+          <w:tcPr>
+            <w:tcW w:type="dxa" w:w="2880"/>
+          </w:tcPr>
+          <w:p>
+            <w:pPr>
+              <w:bidi/>
+              <w:jc w:val="right"/>
+            </w:pPr>
+            <w:r/>
+            <w:r>
+              <w:rPr>
+                <w:rFonts w:ascii="Arial" w:hAnsi="Arial" w:cs="Arial"/>
+                <w:b w:val="0"/>
+                <w:sz w:val="22"/>
+              </w:rPr>
+              <w:t>لا شيء (جزء من الطلب)</w:t>
+            </w:r>
+          </w:p>
+        </w:tc>
+        <w:tc>
+          <w:tcPr>
+            <w:tcW w:type="dxa" w:w="2880"/>
+          </w:tcPr>
+          <w:p>
+            <w:pPr>
+              <w:bidi/>
+              <w:jc w:val="right"/>
+            </w:pPr>
+            <w:r/>
+            <w:r>
+              <w:rPr>
+                <w:rFonts w:ascii="Arial" w:hAnsi="Arial" w:cs="Arial"/>
+                <w:b w:val="0"/>
+                <w:sz w:val="22"/>
+              </w:rPr>
+              <w:t>—</w:t>
+            </w:r>
+          </w:p>
+        </w:tc>
+      </w:tr>
+      <w:tr>
+        <w:tc>
+          <w:tcPr>
+            <w:tcW w:type="dxa" w:w="2880"/>
+          </w:tcPr>
+          <w:p>
+            <w:pPr>
+              <w:bidi/>
+              <w:jc w:val="right"/>
+            </w:pPr>
+            <w:r/>
+            <w:r>
+              <w:rPr>
+                <w:rFonts w:ascii="Arial" w:hAnsi="Arial" w:cs="Arial"/>
+                <w:b w:val="0"/>
+                <w:sz w:val="22"/>
+              </w:rPr>
+              <w:t>شحن يتحمّله التاجر</w:t>
+            </w:r>
+          </w:p>
+        </w:tc>
+        <w:tc>
+          <w:tcPr>
+            <w:tcW w:type="dxa" w:w="2880"/>
+          </w:tcPr>
+          <w:p>
+            <w:pPr>
+              <w:bidi/>
+              <w:jc w:val="right"/>
+            </w:pPr>
+            <w:r/>
+            <w:r>
+              <w:rPr>
+                <w:rFonts w:ascii="Arial" w:hAnsi="Arial" w:cs="Arial"/>
+                <w:b w:val="0"/>
+                <w:sz w:val="22"/>
+              </w:rPr>
+              <w:t>تحصيل COD ← رصيد المدفوعات ← المحفظة</w:t>
+            </w:r>
+          </w:p>
+        </w:tc>
+        <w:tc>
+          <w:tcPr>
+            <w:tcW w:type="dxa" w:w="2880"/>
+          </w:tcPr>
+          <w:p>
+            <w:pPr>
+              <w:bidi/>
+              <w:jc w:val="right"/>
+            </w:pPr>
+            <w:r/>
+            <w:r>
+              <w:rPr>
+                <w:rFonts w:ascii="Arial" w:hAnsi="Arial" w:cs="Arial"/>
+                <w:b w:val="0"/>
+                <w:sz w:val="22"/>
+              </w:rPr>
+              <w:t>عند التسليم (حجز عند الإنشاء)</w:t>
+            </w:r>
+          </w:p>
+        </w:tc>
+      </w:tr>
+      <w:tr>
+        <w:tc>
+          <w:tcPr>
+            <w:tcW w:type="dxa" w:w="2880"/>
+          </w:tcPr>
+          <w:p>
+            <w:pPr>
+              <w:bidi/>
+              <w:jc w:val="right"/>
+            </w:pPr>
+            <w:r/>
+            <w:r>
+              <w:rPr>
+                <w:rFonts w:ascii="Arial" w:hAnsi="Arial" w:cs="Arial"/>
+                <w:b w:val="0"/>
+                <w:sz w:val="22"/>
+              </w:rPr>
+              <w:t>شحن الإرجاع (RTO)</w:t>
+            </w:r>
+          </w:p>
+        </w:tc>
+        <w:tc>
+          <w:tcPr>
+            <w:tcW w:type="dxa" w:w="2880"/>
+          </w:tcPr>
+          <w:p>
+            <w:pPr>
+              <w:bidi/>
+              <w:jc w:val="right"/>
+            </w:pPr>
+            <w:r/>
+            <w:r>
+              <w:rPr>
+                <w:rFonts w:ascii="Arial" w:hAnsi="Arial" w:cs="Arial"/>
+                <w:b w:val="0"/>
+                <w:sz w:val="22"/>
+              </w:rPr>
+              <w:t>رصيد المدفوعات ← المحفظة</w:t>
+            </w:r>
+          </w:p>
+        </w:tc>
+        <w:tc>
+          <w:tcPr>
+            <w:tcW w:type="dxa" w:w="2880"/>
+          </w:tcPr>
+          <w:p>
+            <w:pPr>
+              <w:bidi/>
+              <w:jc w:val="right"/>
+            </w:pPr>
+            <w:r/>
+            <w:r>
+              <w:rPr>
+                <w:rFonts w:ascii="Arial" w:hAnsi="Arial" w:cs="Arial"/>
+                <w:b w:val="0"/>
+                <w:sz w:val="22"/>
+              </w:rPr>
+              <w:t>عند الإرجاع</w:t>
+            </w:r>
+          </w:p>
+        </w:tc>
+      </w:tr>
+    </w:tbl>
+    <w:p/>
+    <w:p>
+      <w:pPr>
+        <w:bidi/>
+        <w:jc w:val="right"/>
+      </w:pPr>
+      <w:r>
+        <w:rPr>
+          <w:rFonts w:ascii="Arial" w:hAnsi="Arial" w:cs="Arial"/>
+          <w:b w:val="0"/>
+          <w:sz w:val="24"/>
+        </w:rPr>
+      </w:r>
+      <w:r>
+        <w:rPr>
+          <w:rFonts w:ascii="Arial" w:hAnsi="Arial" w:cs="Arial"/>
+          <w:b/>
+          <w:sz w:val="24"/>
+        </w:rPr>
+        <w:t>24.8.5 حالات حافة</w:t>
+      </w:r>
+      <w:r>
+        <w:rPr>
+          <w:rFonts w:ascii="Arial" w:hAnsi="Arial" w:cs="Arial"/>
+          <w:b w:val="0"/>
+          <w:sz w:val="24"/>
+        </w:rPr>
+      </w:r>
+    </w:p>
+    <w:p>
+      <w:pPr>
+        <w:pStyle w:val="ListBullet"/>
+        <w:bidi/>
+        <w:jc w:val="right"/>
+      </w:pPr>
+      <w:r>
+        <w:rPr>
+          <w:rFonts w:ascii="Arial" w:hAnsi="Arial" w:cs="Arial"/>
+          <w:b w:val="0"/>
+          <w:sz w:val="24"/>
+        </w:rPr>
+      </w:r>
+      <w:r>
+        <w:rPr>
+          <w:rFonts w:ascii="Arial" w:hAnsi="Arial" w:cs="Arial"/>
+          <w:b/>
+          <w:sz w:val="24"/>
+        </w:rPr>
+        <w:t>الرصيد السالب:</w:t>
+      </w:r>
+      <w:r>
+        <w:rPr>
+          <w:rFonts w:ascii="Arial" w:hAnsi="Arial" w:cs="Arial"/>
+          <w:b w:val="0"/>
+          <w:sz w:val="24"/>
+        </w:rPr>
+        <w:t xml:space="preserve"> يُمنع إنشاء بوالص جديدة فوق حدّ مسموح، مع تنبيه للتاجر لشحن محفظته.</w:t>
+      </w:r>
+    </w:p>
+    <w:p>
+      <w:pPr>
+        <w:pStyle w:val="ListBullet"/>
+        <w:bidi/>
+        <w:jc w:val="right"/>
+      </w:pPr>
+      <w:r>
+        <w:rPr>
+          <w:rFonts w:ascii="Arial" w:hAnsi="Arial" w:cs="Arial"/>
+          <w:b w:val="0"/>
+          <w:sz w:val="24"/>
+        </w:rPr>
+      </w:r>
+      <w:r>
+        <w:rPr>
+          <w:rFonts w:ascii="Arial" w:hAnsi="Arial" w:cs="Arial"/>
+          <w:b/>
+          <w:sz w:val="24"/>
+        </w:rPr>
+        <w:t>idempotency:</w:t>
+      </w:r>
+      <w:r>
+        <w:rPr>
+          <w:rFonts w:ascii="Arial" w:hAnsi="Arial" w:cs="Arial"/>
+          <w:b w:val="0"/>
+          <w:sz w:val="24"/>
+        </w:rPr>
+        <w:t xml:space="preserve"> كل قيد في الدفتر له مفتاح فريد يمنع التكرار.</w:t>
+      </w:r>
+    </w:p>
+    <w:p>
+      <w:pPr>
+        <w:pStyle w:val="ListBullet"/>
+        <w:bidi/>
+        <w:jc w:val="right"/>
+      </w:pPr>
+      <w:r>
+        <w:rPr>
+          <w:rFonts w:ascii="Arial" w:hAnsi="Arial" w:cs="Arial"/>
+          <w:b w:val="0"/>
+          <w:sz w:val="24"/>
+        </w:rPr>
+      </w:r>
+      <w:r>
+        <w:rPr>
+          <w:rFonts w:ascii="Arial" w:hAnsi="Arial" w:cs="Arial"/>
+          <w:b/>
+          <w:sz w:val="24"/>
+        </w:rPr>
+        <w:t>سجل تدقيق كامل:</w:t>
+      </w:r>
+      <w:r>
+        <w:rPr>
+          <w:rFonts w:ascii="Arial" w:hAnsi="Arial" w:cs="Arial"/>
+          <w:b w:val="0"/>
+          <w:sz w:val="24"/>
+        </w:rPr>
+        <w:t xml:space="preserve"> كل حركة (مصدر، مبلغ، رصيد قبل/بعد، زمن، مرجع) قابلة للمراجعة.</w:t>
       </w:r>
     </w:p>
     <w:p>
@@ -6787,6 +8232,117 @@
                 <w:sz w:val="22"/>
               </w:rPr>
               <w:t>جعل الضمان قابلاً للتنفيذ</w:t>
+            </w:r>
+          </w:p>
+        </w:tc>
+      </w:tr>
+      <w:tr>
+        <w:tc>
+          <w:tcPr>
+            <w:tcW w:type="dxa" w:w="2160"/>
+          </w:tcPr>
+          <w:p>
+            <w:pPr>
+              <w:bidi/>
+              <w:jc w:val="right"/>
+            </w:pPr>
+            <w:r/>
+            <w:r>
+              <w:rPr>
+                <w:rFonts w:ascii="Arial" w:hAnsi="Arial" w:cs="Arial"/>
+                <w:b w:val="0"/>
+                <w:sz w:val="22"/>
+              </w:rPr>
+            </w:r>
+            <w:r>
+              <w:rPr>
+                <w:rFonts w:ascii="Arial" w:hAnsi="Arial" w:cs="Arial"/>
+                <w:b/>
+                <w:sz w:val="22"/>
+              </w:rPr>
+              <w:t>24.8 (جديد)</w:t>
+            </w:r>
+            <w:r>
+              <w:rPr>
+                <w:rFonts w:ascii="Arial" w:hAnsi="Arial" w:cs="Arial"/>
+                <w:b w:val="0"/>
+                <w:sz w:val="22"/>
+              </w:rPr>
+            </w:r>
+          </w:p>
+        </w:tc>
+        <w:tc>
+          <w:tcPr>
+            <w:tcW w:type="dxa" w:w="2160"/>
+          </w:tcPr>
+          <w:p>
+            <w:pPr>
+              <w:bidi/>
+              <w:jc w:val="right"/>
+            </w:pPr>
+            <w:r/>
+            <w:r>
+              <w:rPr>
+                <w:rFonts w:ascii="Arial" w:hAnsi="Arial" w:cs="Arial"/>
+                <w:b w:val="0"/>
+                <w:sz w:val="22"/>
+              </w:rPr>
+              <w:t>(لا يوجد)</w:t>
+            </w:r>
+          </w:p>
+        </w:tc>
+        <w:tc>
+          <w:tcPr>
+            <w:tcW w:type="dxa" w:w="2160"/>
+          </w:tcPr>
+          <w:p>
+            <w:pPr>
+              <w:bidi/>
+              <w:jc w:val="right"/>
+            </w:pPr>
+            <w:r/>
+            <w:r>
+              <w:rPr>
+                <w:rFonts w:ascii="Arial" w:hAnsi="Arial" w:cs="Arial"/>
+                <w:b w:val="0"/>
+                <w:sz w:val="22"/>
+              </w:rPr>
+            </w:r>
+            <w:r>
+              <w:rPr>
+                <w:rFonts w:ascii="Arial" w:hAnsi="Arial" w:cs="Arial"/>
+                <w:b/>
+                <w:sz w:val="22"/>
+              </w:rPr>
+              <w:t>محفظة التاجر والتسوية المالية</w:t>
+            </w:r>
+            <w:r>
+              <w:rPr>
+                <w:rFonts w:ascii="Arial" w:hAnsi="Arial" w:cs="Arial"/>
+                <w:b w:val="0"/>
+                <w:sz w:val="22"/>
+              </w:rPr>
+              <w:t xml:space="preserve"> (رصيدان: محفظة + مدفوعات، منطق خصم الشحن ورسوم البوابة)</w:t>
+            </w:r>
+          </w:p>
+        </w:tc>
+        <w:tc>
+          <w:tcPr>
+            <w:tcW w:type="dxa" w:w="2160"/>
+          </w:tcPr>
+          <w:p>
+            <w:pPr>
+              <w:bidi/>
+              <w:jc w:val="right"/>
+            </w:pPr>
+            <w:r/>
+            <w:r>
+              <w:rPr>
+                <w:rFonts w:ascii="Arial" w:hAnsi="Arial" w:cs="Arial"/>
+                <w:b w:val="0"/>
+                <w:sz w:val="22"/>
+              </w:rPr>
+              <w:t>النموذج المالي لم يكن مغطّى</w:t>
             </w:r>
           </w:p>
         </w:tc>

--- a/docs/PRD-Yemen-v4.1-Yemen-Specifics-REVISED.docx
+++ b/docs/PRD-Yemen-v4.1-Yemen-Specifics-REVISED.docx
@@ -5074,7 +5074,39 @@
           <w:b w:val="0"/>
           <w:sz w:val="24"/>
         </w:rPr>
-        <w:t xml:space="preserve"> هنا فقط يُخصم من محفظة التاجر المسبقة؛ وإن لم تكفِ يُضاف على المستحق ويُحصَّل لاحقاً.</w:t>
+        <w:t xml:space="preserve"> يُخصم من محفظة التاجر المسبقة بشرط أن تكفي. </w:t>
+      </w:r>
+      <w:r>
+        <w:rPr>
+          <w:rFonts w:ascii="Arial" w:hAnsi="Arial" w:cs="Arial"/>
+          <w:b/>
+          <w:sz w:val="24"/>
+        </w:rPr>
+        <w:t>لا يُسمح برصيد سالب إطلاقاً (الحد = 0):</w:t>
+      </w:r>
+      <w:r>
+        <w:rPr>
+          <w:rFonts w:ascii="Arial" w:hAnsi="Arial" w:cs="Arial"/>
+          <w:b w:val="0"/>
+          <w:sz w:val="24"/>
+        </w:rPr>
+        <w:t xml:space="preserve"> إذا كان الرصيد لا يكفي، </w:t>
+      </w:r>
+      <w:r>
+        <w:rPr>
+          <w:rFonts w:ascii="Arial" w:hAnsi="Arial" w:cs="Arial"/>
+          <w:b/>
+          <w:sz w:val="24"/>
+        </w:rPr>
+        <w:t>تُمنَع العملية</w:t>
+      </w:r>
+      <w:r>
+        <w:rPr>
+          <w:rFonts w:ascii="Arial" w:hAnsi="Arial" w:cs="Arial"/>
+          <w:b w:val="0"/>
+          <w:sz w:val="24"/>
+        </w:rPr>
+        <w:t xml:space="preserve"> (لا تُنشأ البوليصة) ويُطلَب من التاجر شحن محفظته أولاً.</w:t>
       </w:r>
     </w:p>
     <w:p>
@@ -5719,7 +5751,7 @@
           <w:b/>
           <w:sz w:val="24"/>
         </w:rPr>
-        <w:t>الرصيد السالب:</w:t>
+        <w:t>لا رصيد سالب (الحد = 0):</w:t>
       </w:r>
       <w:r>
         <w:rPr>
@@ -5727,7 +5759,7 @@
           <w:b w:val="0"/>
           <w:sz w:val="24"/>
         </w:rPr>
-        <w:t xml:space="preserve"> يُمنع إنشاء بوالص جديدة فوق حدّ مسموح، مع تنبيه للتاجر لشحن محفظته.</w:t>
+        <w:t xml:space="preserve"> لا يُسمح لرصيد المحفظة بالنزول تحت الصفر مطلقاً. أي رسوم يتحمّلها التاجر (شحن مجاني، شحن إرجاع…) لا تُنفَّذ إلا إذا كان الرصيد المتاح يغطّيها بالكامل؛ وإلا تُمنَع العملية ويُنبَّه التاجر لشحن محفظته. (هذا يحمي المنصة من ديون التجار ويُبسّط المحاسبة).</w:t>
       </w:r>
     </w:p>
     <w:p>
